--- a/00-首页/题组Word/习题书/第二篇-结构化学/8-结构推断与综合-学生版-打印版.docx
+++ b/00-首页/题组Word/习题书/第二篇-结构化学/8-结构推断与综合-学生版-打印版.docx
@@ -444,6 +444,8 @@
       <w:pPr>
         <w:pStyle w:val="BodyText"/>
         <w:spacing w:before="120"/>
+        <w:ind w:left="480" w:hanging="480"/>
+        <w:spacing w:after="0"/>
       </w:pPr>
       <w:r>
         <w:rPr>
@@ -525,7 +527,21 @@
         <w:rPr>
           <w:rFonts w:ascii="Times New Roman" w:hAnsi="Times New Roman" w:eastAsia="Times New Roman" w:cs="Times New Roman"/>
         </w:rPr>
-        <w:t xml:space="preserve">　　B. </w:t>
+        <w:t xml:space="preserve">　　</w:t>
+      </w:r>
+    </w:p>
+    <w:p>
+      <w:pPr>
+        <w:pStyle w:val="BodyText"/>
+        <w:spacing w:before="120"/>
+        <w:ind w:left="480" w:hanging="480"/>
+        <w:spacing w:before="0" w:after="0"/>
+      </w:pPr>
+      <w:r>
+        <w:rPr>
+          <w:rFonts w:ascii="Times New Roman" w:hAnsi="Times New Roman" w:eastAsia="Times New Roman" w:cs="Times New Roman"/>
+        </w:rPr>
+        <w:t xml:space="preserve">B. </w:t>
       </w:r>
       <w:r>
         <w:rPr>
@@ -563,7 +579,21 @@
         <w:rPr>
           <w:rFonts w:ascii="Times New Roman" w:hAnsi="Times New Roman" w:eastAsia="Times New Roman" w:cs="Times New Roman"/>
         </w:rPr>
-        <w:t xml:space="preserve">　　C. M </w:t>
+        <w:t xml:space="preserve">　　</w:t>
+      </w:r>
+    </w:p>
+    <w:p>
+      <w:pPr>
+        <w:pStyle w:val="BodyText"/>
+        <w:spacing w:before="120"/>
+        <w:ind w:left="480" w:hanging="480"/>
+        <w:spacing w:before="0" w:after="0"/>
+      </w:pPr>
+      <w:r>
+        <w:rPr>
+          <w:rFonts w:ascii="Times New Roman" w:hAnsi="Times New Roman" w:eastAsia="Times New Roman" w:cs="Times New Roman"/>
+        </w:rPr>
+        <w:t xml:space="preserve">C. M </w:t>
       </w:r>
       <w:r>
         <w:rPr>
@@ -587,7 +617,21 @@
         <w:rPr>
           <w:rFonts w:ascii="Times New Roman" w:hAnsi="Times New Roman" w:eastAsia="Times New Roman" w:cs="Times New Roman"/>
         </w:rPr>
-        <w:t xml:space="preserve">　　D.</w:t>
+        <w:t xml:space="preserve">　　</w:t>
+      </w:r>
+    </w:p>
+    <w:p>
+      <w:pPr>
+        <w:pStyle w:val="BodyText"/>
+        <w:spacing w:before="120"/>
+        <w:ind w:left="480" w:hanging="480"/>
+        <w:spacing w:before="0" w:after="180"/>
+      </w:pPr>
+      <w:r>
+        <w:rPr>
+          <w:rFonts w:ascii="Times New Roman" w:hAnsi="Times New Roman" w:eastAsia="Times New Roman" w:cs="Times New Roman"/>
+        </w:rPr>
+        <w:t xml:space="preserve">D.</w:t>
       </w:r>
       <w:r>
         <w:rPr>
@@ -671,6 +715,16 @@
         </w:rPr>
         <w:t xml:space="preserve">的核外电子数相等</w:t>
       </w:r>
+    </w:p>
+    <w:p>
+      <w:pPr>
+        <w:spacing w:before="0" w:after="0"/>
+      </w:pPr>
+    </w:p>
+    <w:p>
+      <w:pPr>
+        <w:spacing w:before="0" w:after="0"/>
+      </w:pPr>
     </w:p>
     <w:p>
       <w:pPr>
@@ -1210,6 +1264,46 @@
         </w:rPr>
         <w:t>。</w:t>
       </w:r>
+    </w:p>
+    <w:p>
+      <w:pPr>
+        <w:spacing w:before="0" w:after="0"/>
+      </w:pPr>
+    </w:p>
+    <w:p>
+      <w:pPr>
+        <w:spacing w:before="0" w:after="0"/>
+      </w:pPr>
+    </w:p>
+    <w:p>
+      <w:pPr>
+        <w:spacing w:before="0" w:after="0"/>
+      </w:pPr>
+    </w:p>
+    <w:p>
+      <w:pPr>
+        <w:spacing w:before="0" w:after="0"/>
+      </w:pPr>
+    </w:p>
+    <w:p>
+      <w:pPr>
+        <w:spacing w:before="0" w:after="0"/>
+      </w:pPr>
+    </w:p>
+    <w:p>
+      <w:pPr>
+        <w:spacing w:before="0" w:after="0"/>
+      </w:pPr>
+    </w:p>
+    <w:p>
+      <w:pPr>
+        <w:spacing w:before="0" w:after="0"/>
+      </w:pPr>
+    </w:p>
+    <w:p>
+      <w:pPr>
+        <w:spacing w:before="0" w:after="0"/>
+      </w:pPr>
     </w:p>
     <w:p>
       <w:pPr>
@@ -2972,6 +3066,46 @@
     </w:p>
     <w:p>
       <w:pPr>
+        <w:spacing w:before="0" w:after="0"/>
+      </w:pPr>
+    </w:p>
+    <w:p>
+      <w:pPr>
+        <w:spacing w:before="0" w:after="0"/>
+      </w:pPr>
+    </w:p>
+    <w:p>
+      <w:pPr>
+        <w:spacing w:before="0" w:after="0"/>
+      </w:pPr>
+    </w:p>
+    <w:p>
+      <w:pPr>
+        <w:spacing w:before="0" w:after="0"/>
+      </w:pPr>
+    </w:p>
+    <w:p>
+      <w:pPr>
+        <w:spacing w:before="0" w:after="0"/>
+      </w:pPr>
+    </w:p>
+    <w:p>
+      <w:pPr>
+        <w:spacing w:before="0" w:after="0"/>
+      </w:pPr>
+    </w:p>
+    <w:p>
+      <w:pPr>
+        <w:spacing w:before="0" w:after="0"/>
+      </w:pPr>
+    </w:p>
+    <w:p>
+      <w:pPr>
+        <w:spacing w:before="0" w:after="0"/>
+      </w:pPr>
+    </w:p>
+    <w:p>
+      <w:pPr>
         <w:spacing w:before="160" w:after="80"/>
       </w:pPr>
       <w:r>
@@ -3924,6 +4058,46 @@
         </w:rPr>
         <w:t>：____。</w:t>
       </w:r>
+    </w:p>
+    <w:p>
+      <w:pPr>
+        <w:spacing w:before="0" w:after="0"/>
+      </w:pPr>
+    </w:p>
+    <w:p>
+      <w:pPr>
+        <w:spacing w:before="0" w:after="0"/>
+      </w:pPr>
+    </w:p>
+    <w:p>
+      <w:pPr>
+        <w:spacing w:before="0" w:after="0"/>
+      </w:pPr>
+    </w:p>
+    <w:p>
+      <w:pPr>
+        <w:spacing w:before="0" w:after="0"/>
+      </w:pPr>
+    </w:p>
+    <w:p>
+      <w:pPr>
+        <w:spacing w:before="0" w:after="0"/>
+      </w:pPr>
+    </w:p>
+    <w:p>
+      <w:pPr>
+        <w:spacing w:before="0" w:after="0"/>
+      </w:pPr>
+    </w:p>
+    <w:p>
+      <w:pPr>
+        <w:spacing w:before="0" w:after="0"/>
+      </w:pPr>
+    </w:p>
+    <w:p>
+      <w:pPr>
+        <w:spacing w:before="0" w:after="0"/>
+      </w:pPr>
     </w:p>
     <w:p>
       <w:pPr>
@@ -4144,7 +4318,7 @@
         </w:rPr>
         <w:drawing>
           <wp:inline>
-            <wp:extent cx="3240000" cy="3023123"/>
+            <wp:extent cx="3240000" cy="2970548"/>
             <wp:effectExtent b="0" l="0" r="0" t="0"/>
             <wp:docPr descr="" title="" id="19" name="Picture"/>
             <a:graphic>
@@ -4165,7 +4339,7 @@
                   <pic:spPr bwMode="auto">
                     <a:xfrm>
                       <a:off x="0" y="0"/>
-                      <a:ext cx="3240000" cy="3023123"/>
+                      <a:ext cx="3240000" cy="2970548"/>
                     </a:xfrm>
                     <a:prstGeom prst="rect">
                       <a:avLst/>
@@ -5615,7 +5789,7 @@
         </w:rPr>
         <w:drawing>
           <wp:inline>
-            <wp:extent cx="3240000" cy="2821034"/>
+            <wp:extent cx="3193448" cy="2821034"/>
             <wp:effectExtent b="0" l="0" r="0" t="0"/>
             <wp:docPr descr="" title="" id="25" name="Picture"/>
             <a:graphic>
@@ -5636,7 +5810,7 @@
                   <pic:spPr bwMode="auto">
                     <a:xfrm>
                       <a:off x="0" y="0"/>
-                      <a:ext cx="3240000" cy="2821034"/>
+                      <a:ext cx="3193448" cy="2821034"/>
                     </a:xfrm>
                     <a:prstGeom prst="rect">
                       <a:avLst/>
@@ -5714,7 +5888,7 @@
         </w:rPr>
         <w:drawing>
           <wp:inline>
-            <wp:extent cx="3240000" cy="2559847"/>
+            <wp:extent cx="3165801" cy="2559847"/>
             <wp:effectExtent b="0" l="0" r="0" t="0"/>
             <wp:docPr descr="" title="" id="28" name="Picture"/>
             <a:graphic>
@@ -5735,7 +5909,7 @@
                   <pic:spPr bwMode="auto">
                     <a:xfrm>
                       <a:off x="0" y="0"/>
-                      <a:ext cx="3240000" cy="2559847"/>
+                      <a:ext cx="3165801" cy="2559847"/>
                     </a:xfrm>
                     <a:prstGeom prst="rect">
                       <a:avLst/>
@@ -5863,6 +6037,46 @@
         </w:rPr>
         <w:t>6）</w:t>
       </w:r>
+    </w:p>
+    <w:p>
+      <w:pPr>
+        <w:spacing w:before="0" w:after="0"/>
+      </w:pPr>
+    </w:p>
+    <w:p>
+      <w:pPr>
+        <w:spacing w:before="0" w:after="0"/>
+      </w:pPr>
+    </w:p>
+    <w:p>
+      <w:pPr>
+        <w:spacing w:before="0" w:after="0"/>
+      </w:pPr>
+    </w:p>
+    <w:p>
+      <w:pPr>
+        <w:spacing w:before="0" w:after="0"/>
+      </w:pPr>
+    </w:p>
+    <w:p>
+      <w:pPr>
+        <w:spacing w:before="0" w:after="0"/>
+      </w:pPr>
+    </w:p>
+    <w:p>
+      <w:pPr>
+        <w:spacing w:before="0" w:after="0"/>
+      </w:pPr>
+    </w:p>
+    <w:p>
+      <w:pPr>
+        <w:spacing w:before="0" w:after="0"/>
+      </w:pPr>
+    </w:p>
+    <w:p>
+      <w:pPr>
+        <w:spacing w:before="0" w:after="0"/>
+      </w:pPr>
     </w:p>
     <w:p>
       <w:pPr>

--- a/00-首页/题组Word/习题书/第二篇-结构化学/8-结构推断与综合-学生版-打印版.docx
+++ b/00-首页/题组Word/习题书/第二篇-结构化学/8-结构推断与综合-学生版-打印版.docx
@@ -6,9 +6,8 @@
     <w:p>
       <w:pPr>
         <w:pStyle w:val="Heading1"/>
-        <w:spacing w:before="0" w:after="240"/>
+        <w:spacing w:before="280" w:after="120"/>
         <w:jc w:val="center"/>
-        <w:keepNext/>
       </w:pPr>
       <w:r>
         <w:rPr>
@@ -55,8 +54,7 @@
     <w:p>
       <w:pPr>
         <w:pStyle w:val="Heading2"/>
-        <w:spacing w:before="280" w:after="80"/>
-        <w:keepNext/>
+        <w:spacing w:before="280" w:after="120"/>
       </w:pPr>
       <w:r>
         <w:rPr>
@@ -70,8 +68,7 @@
     <w:p>
       <w:pPr>
         <w:pStyle w:val="Heading2"/>
-        <w:spacing w:before="280" w:after="80"/>
-        <w:keepNext/>
+        <w:spacing w:before="280" w:after="120"/>
       </w:pPr>
       <w:r>
         <w:rPr>
@@ -741,8 +738,7 @@
     <w:p>
       <w:pPr>
         <w:pStyle w:val="Heading2"/>
-        <w:spacing w:before="280" w:after="80"/>
-        <w:keepNext/>
+        <w:spacing w:before="280" w:after="120"/>
       </w:pPr>
       <w:r>
         <w:rPr>
@@ -756,8 +752,7 @@
     <w:p>
       <w:pPr>
         <w:pStyle w:val="Heading2"/>
-        <w:spacing w:before="280" w:after="80"/>
-        <w:keepNext/>
+        <w:spacing w:before="280" w:after="120"/>
       </w:pPr>
       <w:r>
         <w:rPr>
@@ -1320,8 +1315,7 @@
     <w:p>
       <w:pPr>
         <w:pStyle w:val="Heading2"/>
-        <w:spacing w:before="280" w:after="80"/>
-        <w:keepNext/>
+        <w:spacing w:before="280" w:after="120"/>
       </w:pPr>
       <w:r>
         <w:rPr>
@@ -3119,8 +3113,7 @@
     <w:p>
       <w:pPr>
         <w:pStyle w:val="Heading2"/>
-        <w:spacing w:before="280" w:after="80"/>
-        <w:keepNext/>
+        <w:spacing w:before="280" w:after="120"/>
       </w:pPr>
       <w:r>
         <w:rPr>
@@ -4114,8 +4107,7 @@
     <w:p>
       <w:pPr>
         <w:pStyle w:val="Heading2"/>
-        <w:spacing w:before="280" w:after="80"/>
-        <w:keepNext/>
+        <w:spacing w:before="280" w:after="120"/>
       </w:pPr>
       <w:r>
         <w:rPr>
@@ -6091,8 +6083,8 @@
     <w:bookmarkEnd w:id="33"/>
     <w:bookmarkEnd w:id="34"/>
     <w:sectPr>
+      <w:headerReference w:type="default" r:id="rId31"/>
       <w:footerReference w:type="default" r:id="rId9"/>
-      <w:headerReference w:type="default" r:id="rId10"/>
       <w:footnotePr>
         <w:numRestart w:val="eachSect"/>
       </w:footnotePr>
@@ -6111,88 +6103,123 @@
 <w:ftr xmlns:m="http://schemas.openxmlformats.org/officeDocument/2006/math" xmlns:mc="http://schemas.openxmlformats.org/markup-compatibility/2006" xmlns:mo="http://schemas.microsoft.com/office/mac/office/2008/main" xmlns:mv="urn:schemas-microsoft-com:mac:vml" xmlns:o="urn:schemas-microsoft-com:office:office" xmlns:r="http://schemas.openxmlformats.org/officeDocument/2006/relationships" xmlns:v="urn:schemas-microsoft-com:vml" xmlns:w10="urn:schemas-microsoft-com:office:word" xmlns:w14="http://schemas.microsoft.com/office/word/2010/wordml" xmlns:w="http://schemas.openxmlformats.org/wordprocessingml/2006/main" xmlns:wne="http://schemas.microsoft.com/office/word/2006/wordml" xmlns:wp14="http://schemas.microsoft.com/office/word/2010/wordprocessingDrawing" xmlns:wp="http://schemas.openxmlformats.org/drawingml/2006/wordprocessingDrawing" xmlns:wpc="http://schemas.microsoft.com/office/word/2010/wordprocessingCanvas" xmlns:wpg="http://schemas.microsoft.com/office/word/2010/wordprocessingGroup" xmlns:wpi="http://schemas.microsoft.com/office/word/2010/wordprocessingInk" xmlns:wps="http://schemas.microsoft.com/office/word/2010/wordprocessingShape" mc:Ignorable="w14 wp14">
   <w:p>
     <w:pPr>
+      <w:pStyle w:val="Footer"/>
       <w:jc w:val="center"/>
     </w:pPr>
     <w:r>
       <w:rPr>
+        <w:rFonts w:ascii="Times New Roman" w:hAnsi="Times New Roman" w:eastAsia="Times New Roman" w:cs="Times New Roman"/>
+        <w:b w:val="0"/>
         <w:color w:val="000000"/>
-        <w:sz w:val="18"/>
+        <w:sz w:val="20"/>
       </w:rPr>
       <w:t xml:space="preserve">第 </w:t>
     </w:r>
     <w:r>
       <w:rPr>
+        <w:rFonts w:ascii="Times New Roman" w:hAnsi="Times New Roman" w:eastAsia="Times New Roman" w:cs="Times New Roman"/>
+        <w:b w:val="0"/>
         <w:color w:val="000000"/>
-        <w:sz w:val="18"/>
+        <w:sz w:val="20"/>
       </w:rPr>
       <w:fldChar w:fldCharType="begin"/>
     </w:r>
     <w:r>
       <w:rPr>
-        <w:sz w:val="18"/>
+        <w:rFonts w:ascii="Times New Roman" w:hAnsi="Times New Roman" w:eastAsia="Times New Roman" w:cs="Times New Roman"/>
+        <w:b w:val="0"/>
+        <w:color w:val="000000"/>
+        <w:sz w:val="20"/>
       </w:rPr>
       <w:instrText xml:space="preserve"> PAGE </w:instrText>
     </w:r>
     <w:r>
       <w:rPr>
-        <w:sz w:val="18"/>
+        <w:rFonts w:ascii="Times New Roman" w:hAnsi="Times New Roman" w:eastAsia="Times New Roman" w:cs="Times New Roman"/>
+        <w:b w:val="0"/>
+        <w:color w:val="000000"/>
+        <w:sz w:val="20"/>
       </w:rPr>
       <w:fldChar w:fldCharType="separate"/>
     </w:r>
     <w:r>
       <w:rPr>
-        <w:sz w:val="18"/>
+        <w:rFonts w:ascii="Times New Roman" w:hAnsi="Times New Roman" w:eastAsia="Times New Roman" w:cs="Times New Roman"/>
+        <w:b w:val="0"/>
+        <w:color w:val="000000"/>
+        <w:sz w:val="20"/>
       </w:rPr>
       <w:t>1</w:t>
     </w:r>
     <w:r>
       <w:rPr>
-        <w:sz w:val="18"/>
+        <w:rFonts w:ascii="Times New Roman" w:hAnsi="Times New Roman" w:eastAsia="Times New Roman" w:cs="Times New Roman"/>
+        <w:b w:val="0"/>
+        <w:color w:val="000000"/>
+        <w:sz w:val="20"/>
       </w:rPr>
       <w:fldChar w:fldCharType="end"/>
     </w:r>
     <w:r>
       <w:rPr>
+        <w:rFonts w:ascii="Times New Roman" w:hAnsi="Times New Roman" w:eastAsia="Times New Roman" w:cs="Times New Roman"/>
+        <w:b w:val="0"/>
         <w:color w:val="000000"/>
-        <w:sz w:val="18"/>
+        <w:sz w:val="20"/>
       </w:rPr>
       <w:t xml:space="preserve"> 页 / 共 </w:t>
     </w:r>
     <w:r>
       <w:rPr>
+        <w:rFonts w:ascii="Times New Roman" w:hAnsi="Times New Roman" w:eastAsia="Times New Roman" w:cs="Times New Roman"/>
+        <w:b w:val="0"/>
         <w:color w:val="000000"/>
-        <w:sz w:val="18"/>
+        <w:sz w:val="20"/>
       </w:rPr>
       <w:fldChar w:fldCharType="begin"/>
     </w:r>
     <w:r>
       <w:rPr>
-        <w:sz w:val="18"/>
+        <w:rFonts w:ascii="Times New Roman" w:hAnsi="Times New Roman" w:eastAsia="Times New Roman" w:cs="Times New Roman"/>
+        <w:b w:val="0"/>
+        <w:color w:val="000000"/>
+        <w:sz w:val="20"/>
       </w:rPr>
       <w:instrText xml:space="preserve"> NUMPAGES </w:instrText>
     </w:r>
     <w:r>
       <w:rPr>
-        <w:sz w:val="18"/>
+        <w:rFonts w:ascii="Times New Roman" w:hAnsi="Times New Roman" w:eastAsia="Times New Roman" w:cs="Times New Roman"/>
+        <w:b w:val="0"/>
+        <w:color w:val="000000"/>
+        <w:sz w:val="20"/>
       </w:rPr>
       <w:fldChar w:fldCharType="separate"/>
     </w:r>
     <w:r>
       <w:rPr>
-        <w:sz w:val="18"/>
+        <w:rFonts w:ascii="Times New Roman" w:hAnsi="Times New Roman" w:eastAsia="Times New Roman" w:cs="Times New Roman"/>
+        <w:b w:val="0"/>
+        <w:color w:val="000000"/>
+        <w:sz w:val="20"/>
       </w:rPr>
       <w:t>1</w:t>
     </w:r>
     <w:r>
       <w:rPr>
-        <w:sz w:val="18"/>
+        <w:rFonts w:ascii="Times New Roman" w:hAnsi="Times New Roman" w:eastAsia="Times New Roman" w:cs="Times New Roman"/>
+        <w:b w:val="0"/>
+        <w:color w:val="000000"/>
+        <w:sz w:val="20"/>
       </w:rPr>
       <w:fldChar w:fldCharType="end"/>
     </w:r>
     <w:r>
       <w:rPr>
+        <w:rFonts w:ascii="Times New Roman" w:hAnsi="Times New Roman" w:eastAsia="Times New Roman" w:cs="Times New Roman"/>
+        <w:b w:val="0"/>
         <w:color w:val="000000"/>
-        <w:sz w:val="18"/>
+        <w:sz w:val="20"/>
       </w:rPr>
       <w:t xml:space="preserve"> 页</w:t>
     </w:r>
@@ -6230,10 +6257,12 @@
     </w:pPr>
     <w:r>
       <w:rPr>
+        <w:rFonts w:ascii="Times New Roman" w:hAnsi="Times New Roman" w:eastAsia="Times New Roman" w:cs="Times New Roman"/>
+        <w:b w:val="0"/>
         <w:color w:val="000000"/>
         <w:sz w:val="18"/>
       </w:rPr>
-      <w:t>第二篇 结构化学 · 第8章 结构推断与综合-学生版</w:t>
+      <w:t xml:space="preserve">第 8 章 结构推断与综合</w:t>
     </w:r>
   </w:p>
 </w:hdr>
@@ -6743,7 +6772,7 @@
     <ns0:rPr>
       <ns0:rFonts ns0:ascii="Times New Roman" ns0:cs="Times New Roman" ns0:eastAsia="SimHei" ns0:hAnsi="Times New Roman"/>
       <ns0:b/>
-      <ns0:color ns0:val="17324D"/>
+      <ns0:color ns0:val="000000"/>
       <ns0:sz ns0:val="44"/>
       <ns0:szCs ns0:val="56"/>
     </ns0:rPr>
@@ -6885,7 +6914,7 @@
     <ns0:rPr>
       <ns0:rFonts ns0:ascii="Times New Roman" ns0:cs="Times New Roman" ns0:eastAsia="SimHei" ns0:hAnsi="Times New Roman"/>
       <ns0:b/>
-      <ns0:color ns0:val="17324D"/>
+      <ns0:color ns0:val="000000"/>
       <ns0:sz ns0:val="32"/>
       <ns0:szCs ns0:val="40"/>
     </ns0:rPr>
@@ -6909,7 +6938,7 @@
     <ns0:rPr>
       <ns0:rFonts ns0:ascii="Times New Roman" ns0:cs="Times New Roman" ns0:eastAsia="SimHei" ns0:hAnsi="Times New Roman"/>
       <ns0:b/>
-      <ns0:color ns0:val="17324D"/>
+      <ns0:color ns0:val="000000"/>
       <ns0:sz ns0:val="28"/>
       <ns0:szCs ns0:val="32"/>
     </ns0:rPr>
@@ -6933,7 +6962,7 @@
     <ns0:rPr>
       <ns0:rFonts ns0:ascii="Times New Roman" ns0:cs="Times New Roman" ns0:eastAsia="SimHei" ns0:hAnsi="Times New Roman"/>
       <ns0:b/>
-      <ns0:color ns0:val="17324D"/>
+      <ns0:color ns0:val="000000"/>
       <ns0:sz ns0:val="25"/>
       <ns0:szCs ns0:val="28"/>
     </ns0:rPr>
@@ -7409,7 +7438,7 @@
     <w:rPr>
       <w:rFonts w:ascii="Times New Roman" w:hAnsi="Times New Roman" w:eastAsia="FangSong" w:cs="Times New Roman"/>
       <w:b/>
-      <w:color w:val="000000"/>
+      <w:color w:val="007020"/>
     </w:rPr>
   </w:style>
   <w:style w:type="character" w:customStyle="1" w:styleId="DataTypeTok">
@@ -7417,7 +7446,7 @@
     <w:basedOn w:val="VerbatimChar"/>
     <w:rPr>
       <w:rFonts w:ascii="Times New Roman" w:hAnsi="Times New Roman" w:eastAsia="FangSong" w:cs="Times New Roman"/>
-      <w:color w:val="000000"/>
+      <w:color w:val="902000"/>
     </w:rPr>
   </w:style>
   <w:style w:type="character" w:customStyle="1" w:styleId="DecValTok">
@@ -7425,7 +7454,7 @@
     <w:basedOn w:val="VerbatimChar"/>
     <w:rPr>
       <w:rFonts w:ascii="Times New Roman" w:hAnsi="Times New Roman" w:eastAsia="FangSong" w:cs="Times New Roman"/>
-      <w:color w:val="000000"/>
+      <w:color w:val="40a070"/>
     </w:rPr>
   </w:style>
   <w:style w:type="character" w:customStyle="1" w:styleId="BaseNTok">
@@ -7433,7 +7462,7 @@
     <w:basedOn w:val="VerbatimChar"/>
     <w:rPr>
       <w:rFonts w:ascii="Times New Roman" w:hAnsi="Times New Roman" w:eastAsia="FangSong" w:cs="Times New Roman"/>
-      <w:color w:val="000000"/>
+      <w:color w:val="40a070"/>
     </w:rPr>
   </w:style>
   <w:style w:type="character" w:customStyle="1" w:styleId="FloatTok">
@@ -7441,7 +7470,7 @@
     <w:basedOn w:val="VerbatimChar"/>
     <w:rPr>
       <w:rFonts w:ascii="Times New Roman" w:hAnsi="Times New Roman" w:eastAsia="FangSong" w:cs="Times New Roman"/>
-      <w:color w:val="000000"/>
+      <w:color w:val="40a070"/>
     </w:rPr>
   </w:style>
   <w:style w:type="character" w:customStyle="1" w:styleId="ConstantTok">
@@ -7449,7 +7478,7 @@
     <w:basedOn w:val="VerbatimChar"/>
     <w:rPr>
       <w:rFonts w:ascii="Times New Roman" w:hAnsi="Times New Roman" w:eastAsia="FangSong" w:cs="Times New Roman"/>
-      <w:color w:val="000000"/>
+      <w:color w:val="880000"/>
     </w:rPr>
   </w:style>
   <w:style w:type="character" w:customStyle="1" w:styleId="CharTok">
@@ -7457,7 +7486,7 @@
     <w:basedOn w:val="VerbatimChar"/>
     <w:rPr>
       <w:rFonts w:ascii="Times New Roman" w:hAnsi="Times New Roman" w:eastAsia="FangSong" w:cs="Times New Roman"/>
-      <w:color w:val="000000"/>
+      <w:color w:val="4070a0"/>
     </w:rPr>
   </w:style>
   <w:style w:type="character" w:customStyle="1" w:styleId="SpecialCharTok">
@@ -7465,7 +7494,7 @@
     <w:basedOn w:val="VerbatimChar"/>
     <w:rPr>
       <w:rFonts w:ascii="Times New Roman" w:hAnsi="Times New Roman" w:eastAsia="FangSong" w:cs="Times New Roman"/>
-      <w:color w:val="000000"/>
+      <w:color w:val="4070a0"/>
     </w:rPr>
   </w:style>
   <w:style w:type="character" w:customStyle="1" w:styleId="StringTok">
@@ -7473,7 +7502,7 @@
     <w:basedOn w:val="VerbatimChar"/>
     <w:rPr>
       <w:rFonts w:ascii="Times New Roman" w:hAnsi="Times New Roman" w:eastAsia="FangSong" w:cs="Times New Roman"/>
-      <w:color w:val="000000"/>
+      <w:color w:val="4070a0"/>
     </w:rPr>
   </w:style>
   <w:style w:type="character" w:customStyle="1" w:styleId="VerbatimStringTok">
@@ -7481,7 +7510,7 @@
     <w:basedOn w:val="VerbatimChar"/>
     <w:rPr>
       <w:rFonts w:ascii="Times New Roman" w:hAnsi="Times New Roman" w:eastAsia="FangSong" w:cs="Times New Roman"/>
-      <w:color w:val="000000"/>
+      <w:color w:val="4070a0"/>
     </w:rPr>
   </w:style>
   <w:style w:type="character" w:customStyle="1" w:styleId="SpecialStringTok">
@@ -7489,7 +7518,7 @@
     <w:basedOn w:val="VerbatimChar"/>
     <w:rPr>
       <w:rFonts w:ascii="Times New Roman" w:hAnsi="Times New Roman" w:eastAsia="FangSong" w:cs="Times New Roman"/>
-      <w:color w:val="000000"/>
+      <w:color w:val="bb6688"/>
     </w:rPr>
   </w:style>
   <w:style w:type="character" w:customStyle="1" w:styleId="ImportTok">
@@ -7498,7 +7527,7 @@
     <w:rPr>
       <w:rFonts w:ascii="Times New Roman" w:hAnsi="Times New Roman" w:eastAsia="FangSong" w:cs="Times New Roman"/>
       <w:b/>
-      <w:color w:val="000000"/>
+      <w:color w:val="008000"/>
     </w:rPr>
   </w:style>
   <w:style w:type="character" w:customStyle="1" w:styleId="CommentTok">
@@ -7507,7 +7536,7 @@
     <w:rPr>
       <w:rFonts w:ascii="Times New Roman" w:hAnsi="Times New Roman" w:eastAsia="FangSong" w:cs="Times New Roman"/>
       <w:i/>
-      <w:color w:val="000000"/>
+      <w:color w:val="60a0b0"/>
     </w:rPr>
   </w:style>
   <w:style w:type="character" w:customStyle="1" w:styleId="DocumentationTok">
@@ -7516,7 +7545,7 @@
     <w:rPr>
       <w:rFonts w:ascii="Times New Roman" w:hAnsi="Times New Roman" w:eastAsia="FangSong" w:cs="Times New Roman"/>
       <w:i/>
-      <w:color w:val="000000"/>
+      <w:color w:val="ba2121"/>
     </w:rPr>
   </w:style>
   <w:style w:type="character" w:customStyle="1" w:styleId="AnnotationTok">
@@ -7526,7 +7555,7 @@
       <w:rFonts w:ascii="Times New Roman" w:hAnsi="Times New Roman" w:eastAsia="FangSong" w:cs="Times New Roman"/>
       <w:b/>
       <w:i/>
-      <w:color w:val="000000"/>
+      <w:color w:val="60a0b0"/>
     </w:rPr>
   </w:style>
   <w:style w:type="character" w:customStyle="1" w:styleId="CommentVarTok">
@@ -7536,7 +7565,7 @@
       <w:rFonts w:ascii="Times New Roman" w:hAnsi="Times New Roman" w:eastAsia="FangSong" w:cs="Times New Roman"/>
       <w:b/>
       <w:i/>
-      <w:color w:val="000000"/>
+      <w:color w:val="60a0b0"/>
     </w:rPr>
   </w:style>
   <w:style w:type="character" w:customStyle="1" w:styleId="OtherTok">
@@ -7544,7 +7573,7 @@
     <w:basedOn w:val="VerbatimChar"/>
     <w:rPr>
       <w:rFonts w:ascii="Times New Roman" w:hAnsi="Times New Roman" w:eastAsia="FangSong" w:cs="Times New Roman"/>
-      <w:color w:val="000000"/>
+      <w:color w:val="007020"/>
     </w:rPr>
   </w:style>
   <w:style w:type="character" w:customStyle="1" w:styleId="FunctionTok">
@@ -7552,7 +7581,7 @@
     <w:basedOn w:val="VerbatimChar"/>
     <w:rPr>
       <w:rFonts w:ascii="Times New Roman" w:hAnsi="Times New Roman" w:eastAsia="FangSong" w:cs="Times New Roman"/>
-      <w:color w:val="000000"/>
+      <w:color w:val="06287e"/>
     </w:rPr>
   </w:style>
   <w:style w:type="character" w:customStyle="1" w:styleId="VariableTok">
@@ -7560,7 +7589,7 @@
     <w:basedOn w:val="VerbatimChar"/>
     <w:rPr>
       <w:rFonts w:ascii="Times New Roman" w:hAnsi="Times New Roman" w:eastAsia="FangSong" w:cs="Times New Roman"/>
-      <w:color w:val="000000"/>
+      <w:color w:val="19177c"/>
     </w:rPr>
   </w:style>
   <w:style w:type="character" w:customStyle="1" w:styleId="ControlFlowTok">
@@ -7569,7 +7598,7 @@
     <w:rPr>
       <w:rFonts w:ascii="Times New Roman" w:hAnsi="Times New Roman" w:eastAsia="FangSong" w:cs="Times New Roman"/>
       <w:b/>
-      <w:color w:val="000000"/>
+      <w:color w:val="007020"/>
     </w:rPr>
   </w:style>
   <w:style w:type="character" w:customStyle="1" w:styleId="OperatorTok">
@@ -7577,7 +7606,7 @@
     <w:basedOn w:val="VerbatimChar"/>
     <w:rPr>
       <w:rFonts w:ascii="Times New Roman" w:hAnsi="Times New Roman" w:eastAsia="FangSong" w:cs="Times New Roman"/>
-      <w:color w:val="000000"/>
+      <w:color w:val="666666"/>
     </w:rPr>
   </w:style>
   <w:style w:type="character" w:customStyle="1" w:styleId="BuiltInTok">
@@ -7585,7 +7614,7 @@
     <w:basedOn w:val="VerbatimChar"/>
     <w:rPr>
       <w:rFonts w:ascii="Times New Roman" w:hAnsi="Times New Roman" w:eastAsia="FangSong" w:cs="Times New Roman"/>
-      <w:color w:val="000000"/>
+      <w:color w:val="008000"/>
     </w:rPr>
   </w:style>
   <w:style w:type="character" w:customStyle="1" w:styleId="ExtensionTok">
@@ -7600,7 +7629,7 @@
     <w:basedOn w:val="VerbatimChar"/>
     <w:rPr>
       <w:rFonts w:ascii="Times New Roman" w:hAnsi="Times New Roman" w:eastAsia="FangSong" w:cs="Times New Roman"/>
-      <w:color w:val="000000"/>
+      <w:color w:val="bc7a00"/>
     </w:rPr>
   </w:style>
   <w:style w:type="character" w:customStyle="1" w:styleId="AttributeTok">
@@ -7608,7 +7637,7 @@
     <w:basedOn w:val="VerbatimChar"/>
     <w:rPr>
       <w:rFonts w:ascii="Times New Roman" w:hAnsi="Times New Roman" w:eastAsia="FangSong" w:cs="Times New Roman"/>
-      <w:color w:val="000000"/>
+      <w:color w:val="7d9029"/>
     </w:rPr>
   </w:style>
   <w:style w:type="character" w:customStyle="1" w:styleId="RegionMarkerTok">
@@ -7625,7 +7654,7 @@
       <w:rFonts w:ascii="Times New Roman" w:hAnsi="Times New Roman" w:eastAsia="FangSong" w:cs="Times New Roman"/>
       <w:b/>
       <w:i/>
-      <w:color w:val="000000"/>
+      <w:color w:val="60a0b0"/>
     </w:rPr>
   </w:style>
   <w:style w:type="character" w:customStyle="1" w:styleId="WarningTok">
@@ -7635,7 +7664,7 @@
       <w:rFonts w:ascii="Times New Roman" w:hAnsi="Times New Roman" w:eastAsia="FangSong" w:cs="Times New Roman"/>
       <w:b/>
       <w:i/>
-      <w:color w:val="000000"/>
+      <w:color w:val="60a0b0"/>
     </w:rPr>
   </w:style>
   <w:style w:type="character" w:customStyle="1" w:styleId="AlertTok">
@@ -7644,7 +7673,7 @@
     <w:rPr>
       <w:rFonts w:ascii="Times New Roman" w:hAnsi="Times New Roman" w:eastAsia="FangSong" w:cs="Times New Roman"/>
       <w:b/>
-      <w:color w:val="000000"/>
+      <w:color w:val="ff0000"/>
     </w:rPr>
   </w:style>
   <w:style w:type="character" w:customStyle="1" w:styleId="ErrorTok">
@@ -7653,7 +7682,7 @@
     <w:rPr>
       <w:rFonts w:ascii="Times New Roman" w:hAnsi="Times New Roman" w:eastAsia="FangSong" w:cs="Times New Roman"/>
       <w:b/>
-      <w:color w:val="000000"/>
+      <w:color w:val="ff0000"/>
     </w:rPr>
   </w:style>
   <w:style w:type="character" w:customStyle="1" w:styleId="NormalTok">

--- a/00-首页/题组Word/习题书/第二篇-结构化学/8-结构推断与综合-学生版-打印版.docx
+++ b/00-首页/题组Word/习题书/第二篇-结构化学/8-结构推断与综合-学生版-打印版.docx
@@ -1356,7 +1356,7 @@
         <m:sSub>
           <m:e>
             <m:r>
-              <m:t>​</m:t>
+              <m:t xml:space="preserve"> </m:t>
             </m:r>
           </m:e>
           <m:sub>
@@ -1376,7 +1376,7 @@
         <m:sSub>
           <m:e>
             <m:r>
-              <m:t>​</m:t>
+              <m:t xml:space="preserve"> </m:t>
             </m:r>
           </m:e>
           <m:sub>
@@ -1396,7 +1396,7 @@
         <m:sSub>
           <m:e>
             <m:r>
-              <m:t>​</m:t>
+              <m:t xml:space="preserve"> </m:t>
             </m:r>
           </m:e>
           <m:sub>
@@ -1416,7 +1416,7 @@
         <m:sSub>
           <m:e>
             <m:r>
-              <m:t>​</m:t>
+              <m:t xml:space="preserve"> </m:t>
             </m:r>
           </m:e>
           <m:sub>
@@ -1436,7 +1436,7 @@
         <m:sSub>
           <m:e>
             <m:r>
-              <m:t>​</m:t>
+              <m:t xml:space="preserve"> </m:t>
             </m:r>
           </m:e>
           <m:sub>
@@ -1456,7 +1456,7 @@
         <m:sSub>
           <m:e>
             <m:r>
-              <m:t>​</m:t>
+              <m:t xml:space="preserve"> </m:t>
             </m:r>
           </m:e>
           <m:sub>
@@ -2167,7 +2167,7 @@
         <m:sSubSup>
           <m:e>
             <m:r>
-              <m:t>​</m:t>
+              <m:t xml:space="preserve"> </m:t>
             </m:r>
           </m:e>
           <m:sub>
@@ -2224,7 +2224,7 @@
         <m:sSubSup>
           <m:e>
             <m:r>
-              <m:t>​</m:t>
+              <m:t xml:space="preserve"> </m:t>
             </m:r>
           </m:e>
           <m:sub>
@@ -2269,7 +2269,7 @@
         <m:sSubSup>
           <m:e>
             <m:r>
-              <m:t>​</m:t>
+              <m:t xml:space="preserve"> </m:t>
             </m:r>
           </m:e>
           <m:sub>
@@ -2430,7 +2430,7 @@
         <m:sSubSup>
           <m:e>
             <m:r>
-              <m:t>​</m:t>
+              <m:t xml:space="preserve"> </m:t>
             </m:r>
           </m:e>
           <m:sub>
@@ -2475,7 +2475,7 @@
         <m:sSubSup>
           <m:e>
             <m:r>
-              <m:t>​</m:t>
+              <m:t xml:space="preserve"> </m:t>
             </m:r>
           </m:e>
           <m:sub>

--- a/00-首页/题组Word/习题书/第二篇-结构化学/8-结构推断与综合-学生版-打印版.docx
+++ b/00-首页/题组Word/习题书/第二篇-结构化学/8-结构推断与综合-学生版-打印版.docx
@@ -135,6 +135,14 @@
       <w:tblPr>
         <w:tblStyle w:val="Table"/>
         <w:tblW w:type="auto" w:w="0"/>
+        <w:tblBorders>
+          <w:top w:val="single" w:sz="12" w:space="0" w:color="000000"/>
+          <w:left w:val="none" w:sz="0" w:space="0" w:color="auto"/>
+          <w:bottom w:val="single" w:sz="12" w:space="0" w:color="000000"/>
+          <w:right w:val="none" w:sz="0" w:space="0" w:color="auto"/>
+          <w:insideH w:val="none" w:sz="0" w:space="0" w:color="auto"/>
+          <w:insideV w:val="none" w:sz="0" w:space="0" w:color="auto"/>
+        </w:tblBorders>
         <w:tblLook w:firstRow="1" w:lastRow="0" w:firstColumn="0" w:lastColumn="0" w:noHBand="0" w:noVBand="0" w:val="0020"/>
       </w:tblPr>
       <w:tblGrid>
@@ -150,7 +158,11 @@
           <w:tblHeader w:val="on"/>
         </w:trPr>
         <w:tc>
-          <w:tcPr/>
+          <w:tcPr>
+            <w:tcBorders>
+              <w:bottom w:val="single" w:sz="8" w:space="0" w:color="000000"/>
+            </w:tcBorders>
+          </w:tcPr>
           <w:p>
             <w:pPr>
               <w:pStyle w:val="Compact"/>
@@ -166,7 +178,11 @@
           </w:p>
         </w:tc>
         <w:tc>
-          <w:tcPr/>
+          <w:tcPr>
+            <w:tcBorders>
+              <w:bottom w:val="single" w:sz="8" w:space="0" w:color="000000"/>
+            </w:tcBorders>
+          </w:tcPr>
           <w:p>
             <w:pPr>
               <w:pStyle w:val="Compact"/>
@@ -182,7 +198,11 @@
           </w:p>
         </w:tc>
         <w:tc>
-          <w:tcPr/>
+          <w:tcPr>
+            <w:tcBorders>
+              <w:bottom w:val="single" w:sz="8" w:space="0" w:color="000000"/>
+            </w:tcBorders>
+          </w:tcPr>
           <w:p>
             <w:pPr>
               <w:pStyle w:val="Compact"/>
@@ -198,7 +218,11 @@
           </w:p>
         </w:tc>
         <w:tc>
-          <w:tcPr/>
+          <w:tcPr>
+            <w:tcBorders>
+              <w:bottom w:val="single" w:sz="8" w:space="0" w:color="000000"/>
+            </w:tcBorders>
+          </w:tcPr>
           <w:p>
             <w:pPr>
               <w:pStyle w:val="Compact"/>
@@ -214,7 +238,11 @@
           </w:p>
         </w:tc>
         <w:tc>
-          <w:tcPr/>
+          <w:tcPr>
+            <w:tcBorders>
+              <w:bottom w:val="single" w:sz="8" w:space="0" w:color="000000"/>
+            </w:tcBorders>
+          </w:tcPr>
           <w:p>
             <w:pPr>
               <w:pStyle w:val="Compact"/>
@@ -230,7 +258,11 @@
           </w:p>
         </w:tc>
         <w:tc>
-          <w:tcPr/>
+          <w:tcPr>
+            <w:tcBorders>
+              <w:bottom w:val="single" w:sz="8" w:space="0" w:color="000000"/>
+            </w:tcBorders>
+          </w:tcPr>
           <w:p>
             <w:pPr>
               <w:pStyle w:val="Compact"/>
@@ -440,9 +472,8 @@
     <w:p>
       <w:pPr>
         <w:pStyle w:val="BodyText"/>
-        <w:spacing w:before="120"/>
+        <w:spacing w:before="0" w:after="0"/>
         <w:ind w:left="480" w:hanging="480"/>
-        <w:spacing w:after="0"/>
       </w:pPr>
       <w:r>
         <w:rPr>
@@ -530,9 +561,8 @@
     <w:p>
       <w:pPr>
         <w:pStyle w:val="BodyText"/>
-        <w:spacing w:before="120"/>
+        <w:spacing w:before="0" w:after="0"/>
         <w:ind w:left="480" w:hanging="480"/>
-        <w:spacing w:before="0" w:after="0"/>
       </w:pPr>
       <w:r>
         <w:rPr>
@@ -582,47 +612,45 @@
     <w:p>
       <w:pPr>
         <w:pStyle w:val="BodyText"/>
-        <w:spacing w:before="120"/>
+        <w:spacing w:before="0" w:after="0"/>
         <w:ind w:left="480" w:hanging="480"/>
+      </w:pPr>
+      <w:r>
+        <w:rPr>
+          <w:rFonts w:ascii="Times New Roman" w:hAnsi="Times New Roman" w:eastAsia="Times New Roman" w:cs="Times New Roman"/>
+        </w:rPr>
+        <w:t xml:space="preserve">C. M </w:t>
+      </w:r>
+      <w:r>
+        <w:rPr>
+          <w:rFonts w:hint="eastAsia" w:ascii="Times New Roman" w:hAnsi="Times New Roman" w:eastAsia="FangSong" w:cs="Times New Roman"/>
+        </w:rPr>
+        <w:t xml:space="preserve">与</w:t>
+      </w:r>
+      <w:r>
+        <w:rPr>
+          <w:rFonts w:ascii="Times New Roman" w:hAnsi="Times New Roman" w:eastAsia="Times New Roman" w:cs="Times New Roman"/>
+        </w:rPr>
+        <w:t xml:space="preserve"> T </w:t>
+      </w:r>
+      <w:r>
+        <w:rPr>
+          <w:rFonts w:hint="eastAsia" w:ascii="Times New Roman" w:hAnsi="Times New Roman" w:eastAsia="FangSong" w:cs="Times New Roman"/>
+        </w:rPr>
+        <w:t xml:space="preserve">形成的化合物具有两性</w:t>
+      </w:r>
+      <w:r>
+        <w:rPr>
+          <w:rFonts w:ascii="Times New Roman" w:hAnsi="Times New Roman" w:eastAsia="Times New Roman" w:cs="Times New Roman"/>
+        </w:rPr>
+        <w:t xml:space="preserve">　　</w:t>
+      </w:r>
+    </w:p>
+    <w:p>
+      <w:pPr>
+        <w:pStyle w:val="BodyText"/>
         <w:spacing w:before="0" w:after="0"/>
-      </w:pPr>
-      <w:r>
-        <w:rPr>
-          <w:rFonts w:ascii="Times New Roman" w:hAnsi="Times New Roman" w:eastAsia="Times New Roman" w:cs="Times New Roman"/>
-        </w:rPr>
-        <w:t xml:space="preserve">C. M </w:t>
-      </w:r>
-      <w:r>
-        <w:rPr>
-          <w:rFonts w:hint="eastAsia" w:ascii="Times New Roman" w:hAnsi="Times New Roman" w:eastAsia="FangSong" w:cs="Times New Roman"/>
-        </w:rPr>
-        <w:t xml:space="preserve">与</w:t>
-      </w:r>
-      <w:r>
-        <w:rPr>
-          <w:rFonts w:ascii="Times New Roman" w:hAnsi="Times New Roman" w:eastAsia="Times New Roman" w:cs="Times New Roman"/>
-        </w:rPr>
-        <w:t xml:space="preserve"> T </w:t>
-      </w:r>
-      <w:r>
-        <w:rPr>
-          <w:rFonts w:hint="eastAsia" w:ascii="Times New Roman" w:hAnsi="Times New Roman" w:eastAsia="FangSong" w:cs="Times New Roman"/>
-        </w:rPr>
-        <w:t xml:space="preserve">形成的化合物具有两性</w:t>
-      </w:r>
-      <w:r>
-        <w:rPr>
-          <w:rFonts w:ascii="Times New Roman" w:hAnsi="Times New Roman" w:eastAsia="Times New Roman" w:cs="Times New Roman"/>
-        </w:rPr>
-        <w:t xml:space="preserve">　　</w:t>
-      </w:r>
-    </w:p>
-    <w:p>
-      <w:pPr>
-        <w:pStyle w:val="BodyText"/>
-        <w:spacing w:before="120"/>
         <w:ind w:left="480" w:hanging="480"/>
-        <w:spacing w:before="0" w:after="180"/>
       </w:pPr>
       <w:r>
         <w:rPr>
@@ -6083,7 +6111,6 @@
     <w:bookmarkEnd w:id="33"/>
     <w:bookmarkEnd w:id="34"/>
     <w:sectPr>
-      <w:headerReference w:type="default" r:id="rId31"/>
       <w:footerReference w:type="default" r:id="rId9"/>
       <w:footnotePr>
         <w:numRestart w:val="eachSect"/>
@@ -6110,16 +6137,6 @@
       <w:rPr>
         <w:rFonts w:ascii="Times New Roman" w:hAnsi="Times New Roman" w:eastAsia="Times New Roman" w:cs="Times New Roman"/>
         <w:b w:val="0"/>
-        <w:color w:val="000000"/>
-        <w:sz w:val="20"/>
-      </w:rPr>
-      <w:t xml:space="preserve">第 </w:t>
-    </w:r>
-    <w:r>
-      <w:rPr>
-        <w:rFonts w:ascii="Times New Roman" w:hAnsi="Times New Roman" w:eastAsia="Times New Roman" w:cs="Times New Roman"/>
-        <w:b w:val="0"/>
-        <w:color w:val="000000"/>
         <w:sz w:val="20"/>
       </w:rPr>
       <w:fldChar w:fldCharType="begin"/>
@@ -6128,7 +6145,6 @@
       <w:rPr>
         <w:rFonts w:ascii="Times New Roman" w:hAnsi="Times New Roman" w:eastAsia="Times New Roman" w:cs="Times New Roman"/>
         <w:b w:val="0"/>
-        <w:color w:val="000000"/>
         <w:sz w:val="20"/>
       </w:rPr>
       <w:instrText xml:space="preserve"> PAGE </w:instrText>
@@ -6137,91 +6153,9 @@
       <w:rPr>
         <w:rFonts w:ascii="Times New Roman" w:hAnsi="Times New Roman" w:eastAsia="Times New Roman" w:cs="Times New Roman"/>
         <w:b w:val="0"/>
-        <w:color w:val="000000"/>
-        <w:sz w:val="20"/>
-      </w:rPr>
-      <w:fldChar w:fldCharType="separate"/>
-    </w:r>
-    <w:r>
-      <w:rPr>
-        <w:rFonts w:ascii="Times New Roman" w:hAnsi="Times New Roman" w:eastAsia="Times New Roman" w:cs="Times New Roman"/>
-        <w:b w:val="0"/>
-        <w:color w:val="000000"/>
-        <w:sz w:val="20"/>
-      </w:rPr>
-      <w:t>1</w:t>
-    </w:r>
-    <w:r>
-      <w:rPr>
-        <w:rFonts w:ascii="Times New Roman" w:hAnsi="Times New Roman" w:eastAsia="Times New Roman" w:cs="Times New Roman"/>
-        <w:b w:val="0"/>
-        <w:color w:val="000000"/>
         <w:sz w:val="20"/>
       </w:rPr>
       <w:fldChar w:fldCharType="end"/>
-    </w:r>
-    <w:r>
-      <w:rPr>
-        <w:rFonts w:ascii="Times New Roman" w:hAnsi="Times New Roman" w:eastAsia="Times New Roman" w:cs="Times New Roman"/>
-        <w:b w:val="0"/>
-        <w:color w:val="000000"/>
-        <w:sz w:val="20"/>
-      </w:rPr>
-      <w:t xml:space="preserve"> 页 / 共 </w:t>
-    </w:r>
-    <w:r>
-      <w:rPr>
-        <w:rFonts w:ascii="Times New Roman" w:hAnsi="Times New Roman" w:eastAsia="Times New Roman" w:cs="Times New Roman"/>
-        <w:b w:val="0"/>
-        <w:color w:val="000000"/>
-        <w:sz w:val="20"/>
-      </w:rPr>
-      <w:fldChar w:fldCharType="begin"/>
-    </w:r>
-    <w:r>
-      <w:rPr>
-        <w:rFonts w:ascii="Times New Roman" w:hAnsi="Times New Roman" w:eastAsia="Times New Roman" w:cs="Times New Roman"/>
-        <w:b w:val="0"/>
-        <w:color w:val="000000"/>
-        <w:sz w:val="20"/>
-      </w:rPr>
-      <w:instrText xml:space="preserve"> NUMPAGES </w:instrText>
-    </w:r>
-    <w:r>
-      <w:rPr>
-        <w:rFonts w:ascii="Times New Roman" w:hAnsi="Times New Roman" w:eastAsia="Times New Roman" w:cs="Times New Roman"/>
-        <w:b w:val="0"/>
-        <w:color w:val="000000"/>
-        <w:sz w:val="20"/>
-      </w:rPr>
-      <w:fldChar w:fldCharType="separate"/>
-    </w:r>
-    <w:r>
-      <w:rPr>
-        <w:rFonts w:ascii="Times New Roman" w:hAnsi="Times New Roman" w:eastAsia="Times New Roman" w:cs="Times New Roman"/>
-        <w:b w:val="0"/>
-        <w:color w:val="000000"/>
-        <w:sz w:val="20"/>
-      </w:rPr>
-      <w:t>1</w:t>
-    </w:r>
-    <w:r>
-      <w:rPr>
-        <w:rFonts w:ascii="Times New Roman" w:hAnsi="Times New Roman" w:eastAsia="Times New Roman" w:cs="Times New Roman"/>
-        <w:b w:val="0"/>
-        <w:color w:val="000000"/>
-        <w:sz w:val="20"/>
-      </w:rPr>
-      <w:fldChar w:fldCharType="end"/>
-    </w:r>
-    <w:r>
-      <w:rPr>
-        <w:rFonts w:ascii="Times New Roman" w:hAnsi="Times New Roman" w:eastAsia="Times New Roman" w:cs="Times New Roman"/>
-        <w:b w:val="0"/>
-        <w:color w:val="000000"/>
-        <w:sz w:val="20"/>
-      </w:rPr>
-      <w:t xml:space="preserve"> 页</w:t>
     </w:r>
   </w:p>
 </w:ftr>
@@ -6244,28 +6178,6 @@
     </w:p>
   </w:footnote>
 </w:footnotes>
-</file>
-
-<file path=word/header1.xml><?xml version="1.0" encoding="utf-8"?>
-<w:hdr xmlns:m="http://schemas.openxmlformats.org/officeDocument/2006/math" xmlns:mc="http://schemas.openxmlformats.org/markup-compatibility/2006" xmlns:mo="http://schemas.microsoft.com/office/mac/office/2008/main" xmlns:mv="urn:schemas-microsoft-com:mac:vml" xmlns:o="urn:schemas-microsoft-com:office:office" xmlns:r="http://schemas.openxmlformats.org/officeDocument/2006/relationships" xmlns:v="urn:schemas-microsoft-com:vml" xmlns:w10="urn:schemas-microsoft-com:office:word" xmlns:w14="http://schemas.microsoft.com/office/word/2010/wordml" xmlns:w="http://schemas.openxmlformats.org/wordprocessingml/2006/main" xmlns:wne="http://schemas.microsoft.com/office/word/2006/wordml" xmlns:wp14="http://schemas.microsoft.com/office/word/2010/wordprocessingDrawing" xmlns:wp="http://schemas.openxmlformats.org/drawingml/2006/wordprocessingDrawing" xmlns:wpc="http://schemas.microsoft.com/office/word/2010/wordprocessingCanvas" xmlns:wpg="http://schemas.microsoft.com/office/word/2010/wordprocessingGroup" xmlns:wpi="http://schemas.microsoft.com/office/word/2010/wordprocessingInk" xmlns:wps="http://schemas.microsoft.com/office/word/2010/wordprocessingShape" mc:Ignorable="w14 wp14">
-  <w:p>
-    <w:pPr>
-      <w:jc w:val="right"/>
-      <w:pBdr>
-        <w:bottom w:val="single" w:sz="4" w:space="2" w:color="000000"/>
-      </w:pBdr>
-    </w:pPr>
-    <w:r>
-      <w:rPr>
-        <w:rFonts w:ascii="Times New Roman" w:hAnsi="Times New Roman" w:eastAsia="Times New Roman" w:cs="Times New Roman"/>
-        <w:b w:val="0"/>
-        <w:color w:val="000000"/>
-        <w:sz w:val="18"/>
-      </w:rPr>
-      <w:t xml:space="preserve">第 8 章 结构推断与综合</w:t>
-    </w:r>
-  </w:p>
-</w:hdr>
 </file>
 
 <file path=word/numbering.xml><?xml version="1.0" encoding="utf-8"?>
